--- a/Математика/Экзамен/дополнительные материалы.docx
+++ b/Математика/Экзамен/дополнительные материалы.docx
@@ -8,7 +8,7 @@
           <w:noProof/>
         </w:rPr>
         <w:drawing>
-          <wp:inline distT="0" distB="0" distL="0" distR="0" wp14:anchorId="1B00FB39" wp14:editId="0B744383">
+          <wp:inline distT="0" distB="0" distL="0" distR="0" wp14:anchorId="1B00FB39" wp14:editId="61D876BB">
             <wp:extent cx="3524250" cy="4304093"/>
             <wp:effectExtent l="0" t="0" r="0" b="1270"/>
             <wp:docPr id="1" name="Рисунок 1"/>
@@ -36,7 +36,7 @@
                     <a:stretch/>
                   </pic:blipFill>
                   <pic:spPr bwMode="auto">
-                    <a:xfrm>
+                    <a:xfrm rot="10800000">
                       <a:off x="0" y="0"/>
                       <a:ext cx="3562958" cy="4351367"/>
                     </a:xfrm>
@@ -125,9 +125,9 @@
         </w:rPr>
         <w:lastRenderedPageBreak/>
         <w:drawing>
-          <wp:inline distT="0" distB="0" distL="0" distR="0" wp14:anchorId="4B33EE49" wp14:editId="37A36773">
-            <wp:extent cx="3228975" cy="2989564"/>
-            <wp:effectExtent l="0" t="0" r="0" b="1905"/>
+          <wp:inline distT="0" distB="0" distL="0" distR="0" wp14:anchorId="4B33EE49" wp14:editId="610C6A38">
+            <wp:extent cx="3848100" cy="3562784"/>
+            <wp:effectExtent l="0" t="0" r="0" b="0"/>
             <wp:docPr id="3" name="Рисунок 3"/>
             <wp:cNvGraphicFramePr>
               <a:graphicFrameLocks xmlns:a="http://schemas.openxmlformats.org/drawingml/2006/main" noChangeAspect="1"/>
@@ -155,9 +155,178 @@
                     </a:stretch>
                   </pic:blipFill>
                   <pic:spPr bwMode="auto">
+                    <a:xfrm rot="10800000">
+                      <a:off x="0" y="0"/>
+                      <a:ext cx="3864633" cy="3578091"/>
+                    </a:xfrm>
+                    <a:prstGeom prst="rect">
+                      <a:avLst/>
+                    </a:prstGeom>
+                    <a:noFill/>
+                    <a:ln>
+                      <a:noFill/>
+                    </a:ln>
+                  </pic:spPr>
+                </pic:pic>
+              </a:graphicData>
+            </a:graphic>
+          </wp:inline>
+        </w:drawing>
+      </w:r>
+    </w:p>
+    <w:p>
+      <w:r>
+        <w:rPr>
+          <w:noProof/>
+        </w:rPr>
+        <w:drawing>
+          <wp:inline distT="0" distB="0" distL="0" distR="0" wp14:anchorId="2CB83E82" wp14:editId="538AEB7D">
+            <wp:extent cx="3024187" cy="3152876"/>
+            <wp:effectExtent l="0" t="0" r="5080" b="0"/>
+            <wp:docPr id="4" name="Рисунок 4"/>
+            <wp:cNvGraphicFramePr>
+              <a:graphicFrameLocks xmlns:a="http://schemas.openxmlformats.org/drawingml/2006/main" noChangeAspect="1"/>
+            </wp:cNvGraphicFramePr>
+            <a:graphic xmlns:a="http://schemas.openxmlformats.org/drawingml/2006/main">
+              <a:graphicData uri="http://schemas.openxmlformats.org/drawingml/2006/picture">
+                <pic:pic xmlns:pic="http://schemas.openxmlformats.org/drawingml/2006/picture">
+                  <pic:nvPicPr>
+                    <pic:cNvPr id="0" name="Picture 1"/>
+                    <pic:cNvPicPr>
+                      <a:picLocks noChangeAspect="1" noChangeArrowheads="1"/>
+                    </pic:cNvPicPr>
+                  </pic:nvPicPr>
+                  <pic:blipFill>
+                    <a:blip r:embed="rId7">
+                      <a:extLst>
+                        <a:ext uri="{28A0092B-C50C-407E-A947-70E740481C1C}">
+                          <a14:useLocalDpi xmlns:a14="http://schemas.microsoft.com/office/drawing/2010/main" val="0"/>
+                        </a:ext>
+                      </a:extLst>
+                    </a:blip>
+                    <a:srcRect/>
+                    <a:stretch>
+                      <a:fillRect/>
+                    </a:stretch>
+                  </pic:blipFill>
+                  <pic:spPr bwMode="auto">
                     <a:xfrm>
                       <a:off x="0" y="0"/>
-                      <a:ext cx="3234707" cy="2994871"/>
+                      <a:ext cx="3031854" cy="3160869"/>
+                    </a:xfrm>
+                    <a:prstGeom prst="rect">
+                      <a:avLst/>
+                    </a:prstGeom>
+                    <a:noFill/>
+                    <a:ln>
+                      <a:noFill/>
+                    </a:ln>
+                  </pic:spPr>
+                </pic:pic>
+              </a:graphicData>
+            </a:graphic>
+          </wp:inline>
+        </w:drawing>
+      </w:r>
+    </w:p>
+    <w:p>
+      <w:r>
+        <w:rPr>
+          <w:noProof/>
+        </w:rPr>
+        <w:drawing>
+          <wp:inline distT="0" distB="0" distL="0" distR="0" wp14:anchorId="215CF781" wp14:editId="4B3D13B8">
+            <wp:extent cx="5864666" cy="2657475"/>
+            <wp:effectExtent l="0" t="0" r="3175" b="0"/>
+            <wp:docPr id="5" name="Рисунок 5"/>
+            <wp:cNvGraphicFramePr>
+              <a:graphicFrameLocks xmlns:a="http://schemas.openxmlformats.org/drawingml/2006/main" noChangeAspect="1"/>
+            </wp:cNvGraphicFramePr>
+            <a:graphic xmlns:a="http://schemas.openxmlformats.org/drawingml/2006/main">
+              <a:graphicData uri="http://schemas.openxmlformats.org/drawingml/2006/picture">
+                <pic:pic xmlns:pic="http://schemas.openxmlformats.org/drawingml/2006/picture">
+                  <pic:nvPicPr>
+                    <pic:cNvPr id="0" name="Picture 2"/>
+                    <pic:cNvPicPr>
+                      <a:picLocks noChangeAspect="1" noChangeArrowheads="1"/>
+                    </pic:cNvPicPr>
+                  </pic:nvPicPr>
+                  <pic:blipFill rotWithShape="1">
+                    <a:blip r:embed="rId8">
+                      <a:extLst>
+                        <a:ext uri="{28A0092B-C50C-407E-A947-70E740481C1C}">
+                          <a14:useLocalDpi xmlns:a14="http://schemas.microsoft.com/office/drawing/2010/main" val="0"/>
+                        </a:ext>
+                      </a:extLst>
+                    </a:blip>
+                    <a:srcRect t="20283" b="19266"/>
+                    <a:stretch/>
+                  </pic:blipFill>
+                  <pic:spPr bwMode="auto">
+                    <a:xfrm>
+                      <a:off x="0" y="0"/>
+                      <a:ext cx="5917633" cy="2681476"/>
+                    </a:xfrm>
+                    <a:prstGeom prst="rect">
+                      <a:avLst/>
+                    </a:prstGeom>
+                    <a:noFill/>
+                    <a:ln>
+                      <a:noFill/>
+                    </a:ln>
+                    <a:extLst>
+                      <a:ext uri="{53640926-AAD7-44D8-BBD7-CCE9431645EC}">
+                        <a14:shadowObscured xmlns:a14="http://schemas.microsoft.com/office/drawing/2010/main"/>
+                      </a:ext>
+                    </a:extLst>
+                  </pic:spPr>
+                </pic:pic>
+              </a:graphicData>
+            </a:graphic>
+          </wp:inline>
+        </w:drawing>
+      </w:r>
+    </w:p>
+    <w:p>
+      <w:r>
+        <w:rPr>
+          <w:noProof/>
+        </w:rPr>
+        <w:lastRenderedPageBreak/>
+        <w:drawing>
+          <wp:inline distT="0" distB="0" distL="0" distR="0" wp14:anchorId="17748CF0" wp14:editId="0B9B8C1F">
+            <wp:extent cx="5939155" cy="2733675"/>
+            <wp:effectExtent l="0" t="0" r="4445" b="9525"/>
+            <wp:docPr id="7" name="Рисунок 7"/>
+            <wp:cNvGraphicFramePr>
+              <a:graphicFrameLocks xmlns:a="http://schemas.openxmlformats.org/drawingml/2006/main" noChangeAspect="1"/>
+            </wp:cNvGraphicFramePr>
+            <a:graphic xmlns:a="http://schemas.openxmlformats.org/drawingml/2006/main">
+              <a:graphicData uri="http://schemas.openxmlformats.org/drawingml/2006/picture">
+                <pic:pic xmlns:pic="http://schemas.openxmlformats.org/drawingml/2006/picture">
+                  <pic:nvPicPr>
+                    <pic:cNvPr id="0" name="Picture 2"/>
+                    <pic:cNvPicPr>
+                      <a:picLocks noChangeAspect="1" noChangeArrowheads="1"/>
+                    </pic:cNvPicPr>
+                  </pic:nvPicPr>
+                  <pic:blipFill>
+                    <a:blip r:embed="rId9">
+                      <a:extLst>
+                        <a:ext uri="{28A0092B-C50C-407E-A947-70E740481C1C}">
+                          <a14:useLocalDpi xmlns:a14="http://schemas.microsoft.com/office/drawing/2010/main" val="0"/>
+                        </a:ext>
+                      </a:extLst>
+                    </a:blip>
+                    <a:srcRect/>
+                    <a:stretch>
+                      <a:fillRect/>
+                    </a:stretch>
+                  </pic:blipFill>
+                  <pic:spPr bwMode="auto">
+                    <a:xfrm>
+                      <a:off x="0" y="0"/>
+                      <a:ext cx="5939155" cy="2733675"/>
                     </a:xfrm>
                     <a:prstGeom prst="rect">
                       <a:avLst/>
